--- a/zht/docx/49.content.docx
+++ b/zht/docx/49.content.docx
@@ -163,13 +163,6 @@
         <w:rPr>
           <w:lang w:val="zh_TW" w:bidi="zh_TW"/>
         </w:rPr>
-      </w:r>
-      <w:r>
-        <w:rPr>
-          <w:i/>
-          <w:lang w:val="zh_TW" w:bidi="zh_TW"/>
-        </w:rPr>
-        <w:t>以弗所書 1:1, 以弗所書 1:1–2, 以弗所書 1:2, 以弗所書 1:3, 以弗所書 1:3–14, 以弗所書 1:3–3:21, 以弗所書 1:4, 以弗所書 1:5, 以弗所書 1:6, 以弗所書 1:7, 以弗所書 1:8–10, 以弗所書 1:11, 以弗所書 1:12–13, 以弗所書 1:13, 以弗所書 1:14, 以弗所書 1:15, 以弗所書 1:15–23, 以弗所書 1:17, 以弗所書 1:18, 以弗所書 1:19–20, 以弗所書 1:21, 以弗所書 1:22, 以弗所書 1:23, 以弗所書 2:1–3, 以弗所書 2:1–10, 以弗所書 2:2, 以弗所書 2:3, 以弗所書 2:4–10, 以弗所書 2:5, 以弗所書 2:6, 以弗所書 2:7, 以弗所書 2:8–9, 以弗所書 2:10, 以弗所書 2:11, 以弗所書 2:11–22, 以弗所書 2:12, 以弗所書 2:13, 以弗所書 2:14, 以弗所書 2:15, 以弗所書 2:16, 以弗所書 2:17, 以弗所書 2:18, 以弗所書 2:19, 以弗所書 2:20, 以弗所書 2:21, 以弗所書 3:1, 以弗所書 3:1–13, 以弗所書 3:2–13, 以弗所書 3:3, 以弗所書 3:5, 以弗所書 3:6, 以弗所書 3:7, 以弗所書 3:8, 以弗所書 3:10, 以弗所書 3:12, 以弗所書 3:13, 以弗所書 3:14, 以弗所書 3:14–21, 以弗所書 3:15–16, 以弗所書 3:17, 以弗所書 3:18, 以弗所書 3:19, 以弗所書 3:20, 以弗所書 3:20–21, 以弗所書 3:21, 以弗所書 4:1, 以弗所書 4:1–6, 以弗所書 4:1–6:20, 以弗所書 4:2, 以弗所書 4:3, 以弗所書 4:4–6, 以弗所書 4:7, 以弗所書 4:7–16, 以弗所書 4:8, 以弗所書 4:9–10, 以弗所書 4:11, 以弗所書 4:12, 以弗所書 4:13, 以弗所書 4:14, 以弗所書 4:16, 以弗所書 4:17, 以弗所書 4:17–5:20, 以弗所書 4:18, 以弗所書 4:19, 以弗所書 4:20–24, 以弗所書 4:24, 以弗所書 4:25, 以弗所書 4:26–27, 以弗所書 4:28, 以弗所書 4:29, 以弗所書 4:30, 以弗所書 4:32, 以弗所書 5:1, 以弗所書 5:2, 以弗所書 5:3–5, 以弗所書 5:4, 以弗所書 5:5, 以弗所書 5:6, 以弗所書 5:7, 以弗所書 5:8, 以弗所書 5:9, 以弗所書 5:10, 以弗所書 5:11, 以弗所書 5:13–14, 以弗所書 5:15, 以弗所書 5:16, 以弗所書 5:18, 以弗所書 5:19–20, 以弗所書 5:21, 以弗所書 5:21–6:9, 以弗所書 5:22, 以弗所書 5:22–33, 以弗所書 5:23–24, 以弗所書 5:25–33, 以弗所書 5:26, 以弗所書 5:27, 以弗所書 5:28–29, 以弗所書 5:31, 以弗所書 5:32, 以弗所書 5:33, 以弗所書 6:1–4, 以弗所書 6:2–3, 以弗所書 6:4, 以弗所書 6:5, 以弗所書 6:5–9, 以弗所書 6:6–7, 以弗所書 6:8, 以弗所書 6:9, 以弗所書 6:10–20, 以弗所書 6:11, 以弗所書 6:12, 以弗所書 6:13, 以弗所書 6:14, 以弗所書 6:14–17, 以弗所書 6:15, 以弗所書 6:16, 以弗所書 6:17, 以弗所書 6:18, 以弗所書 6:19–20, 以弗所書 6:21–24, 以弗所書 6:23–24</w:t>
       </w:r>
       <w:r>
         <w:rPr>

--- a/zht/docx/49.content.docx
+++ b/zht/docx/49.content.docx
@@ -150,19 +150,6 @@
           <w:lang w:val="zh_TW" w:bidi="zh_TW"/>
         </w:rPr>
         <w:t>EPH</w:t>
-      </w:r>
-      <w:r>
-        <w:rPr>
-          <w:lang w:val="zh_TW" w:bidi="zh_TW"/>
-        </w:rPr>
-      </w:r>
-    </w:p>
-    <w:p>
-      <w:pPr/>
-      <w:r>
-        <w:rPr>
-          <w:lang w:val="zh_TW" w:bidi="zh_TW"/>
-        </w:rPr>
       </w:r>
       <w:r>
         <w:rPr>

--- a/zht/docx/49.content.docx
+++ b/zht/docx/49.content.docx
@@ -19,7 +19,7 @@
         <w:rPr>
           <w:lang w:val="zh_TW" w:bidi="zh_TW"/>
         </w:rPr>
-        <w:t>Resource: 研讀筆記 (Tyndale)</w:t>
+        <w:t>Resource: Tyndale Open Study Notes</w:t>
       </w:r>
       <w:r>
         <w:rPr>
@@ -112,7 +112,7 @@
         <w:rPr>
           <w:lang w:val="zh_TW" w:bidi="zh_TW"/>
         </w:rPr>
-        <w:t>研讀筆記 (Tyndale)</w:t>
+        <w:t>Tyndale Open Study Notes</w:t>
       </w:r>
     </w:p>
     <w:p>

--- a/zht/docx/49.content.docx
+++ b/zht/docx/49.content.docx
@@ -19,7 +19,7 @@
         <w:rPr>
           <w:lang w:val="zh_TW" w:bidi="zh_TW"/>
         </w:rPr>
-        <w:t>Resource: Tyndale Open Study Notes</w:t>
+        <w:t>Resource: Aquifer Open Study Notes</w:t>
       </w:r>
       <w:r>
         <w:rPr>
@@ -112,7 +112,7 @@
         <w:rPr>
           <w:lang w:val="zh_TW" w:bidi="zh_TW"/>
         </w:rPr>
-        <w:t>Tyndale Open Study Notes</w:t>
+        <w:t>Aquifer Open Study Notes</w:t>
       </w:r>
     </w:p>
     <w:p>
